--- a/knowledge-factory/products/books/ia-para-devs/output/livro.docx
+++ b/knowledge-factory/products/books/ia-para-devs/output/livro.docx
@@ -5747,20 +5747,6 @@
           <w:color w:val="E0E0E0"/>
           <w:sz w:val="18"/>
         </w:rPr>
-        <w:t>1. Meta-Agent analisa o problema</w:t>
-        <w:br/>
-        <w:t>2. Identifica os domínios necessários</w:t>
-        <w:br/>
-        <w:t>3. Cria um agente especializado para cada domínio</w:t>
-        <w:br/>
-        <w:t>4. Define os limites e responsabilidades</w:t>
-        <w:br/>
-        <w:t>5. Testa e ajusta cada agente</w:t>
-        <w:br/>
-        <w:t>6. Combina em pipeline</w:t>
-        <w:br/>
-        <w:t>7. Executa o pipeline completo</w:t>
-        <w:br/>
         <w:br/>
         <w:br/>
         <w:br/>
